--- a/documents/purchase_orders/PO-2025-RTD-00847_Samsung_Electronics.docx
+++ b/documents/purchase_orders/PO-2025-RTD-00847_Samsung_Electronics.docx
@@ -2599,7 +2599,7 @@
                 <w:sz w:val="20"/>
                 <w:szCs w:val="20"/>
               </w:rPr>
-              <w:t xml:space="preserve">This supplier name inconsistency is tracked under Nightmare #3 (Product Master Data Mess). The Supplier Identity Resolution transformation route in Project CLARITY will resolve all 4 variants to a single canonical record using fuzzy matching and the D-U-N-S number (KR-542881901).</w:t>
+              <w:t xml:space="preserve">This supplier name inconsistency is tracked under Nightmare #3 (Product Master Data Mess). The Supplier Identity Resolution transformation route in Project Qlarity will resolve all 4 variants to a single canonical record using fuzzy matching and the D-U-N-S number (KR-542881901).</w:t>
             </w:r>
           </w:p>
         </w:tc>

--- a/documents/purchase_orders/PO-2025-RTD-00847_Samsung_Electronics.docx
+++ b/documents/purchase_orders/PO-2025-RTD-00847_Samsung_Electronics.docx
@@ -2406,7 +2406,7 @@
                 <w:sz w:val="19"/>
                 <w:szCs w:val="19"/>
               </w:rPr>
-              <w:t xml:space="preserve">Salesforce CRM</w:t>
+              <w:t xml:space="preserve">Meridian CRM</w:t>
             </w:r>
           </w:p>
         </w:tc>
@@ -2456,7 +2456,7 @@
                 <w:sz w:val="19"/>
                 <w:szCs w:val="19"/>
               </w:rPr>
-              <w:t xml:space="preserve">SF-ACC-9912</w:t>
+              <w:t xml:space="preserve">CRM-ACC-9912</w:t>
             </w:r>
           </w:p>
         </w:tc>
